--- a/SafeVault_程序系统详细设计说明书.docx
+++ b/SafeVault_程序系统详细设计说明书.docx
@@ -17,7 +17,7 @@
         </w:rPr>
         <w:t>SafeVault 个人私密密码保险箱系统</w:t>
         <w:br/>
-        <w:t>详细设计说明书 (SDD)</w:t>
+        <w:t>全流程详细设计说明书 (SDD)</w:t>
       </w:r>
     </w:p>
     <w:p>
@@ -33,7 +33,7 @@
           <w:color w:val="000000"/>
           <w:sz w:val="26"/>
         </w:rPr>
-        <w:t>—— 零知识强加密体系与机能战术视觉规范实操蓝图</w:t>
+        <w:t>—— 零知识密码学防线、SPEC 规格工程与机能战术视觉规范实操蓝图</w:t>
       </w:r>
     </w:p>
     <w:p>
@@ -59,7 +59,7 @@
           <w:color w:val="000000"/>
           <w:sz w:val="21"/>
         </w:rPr>
-        <w:t>随着用户个人互联网数字凭据的爆发式增长，中心化云端密码泄漏与弱密码复用已成为当代网络安全的核心痛点。本项目严格遵循《基于大语言模型的软件与网站工程全流程精细化实操范式及 Skill 架构体系》，推行 SPEC-First 规格驱动、垂直切片研发飞轮、零知识密码学与机能战术科技美学。系统基于标准底层 Web Crypto API，采用 PBKDF2-SHA256（100,000 轮哈希迭代）完成密钥派生，结合 AES-GCM-256 独立 96 位随机初始向量实现全字段强认证加密，确保存储介质 100% 密文落盘且杜绝明文上云。在视觉交互层面，系统深度融合‘白底机能战术工业风’（明日方舟/终末地设计语言），提供战术竖向菜单、HUD 雷达监控看板、四角工程刻度与空槽位建造交互。针对私有云部署诉求，提供小于 25MB 的 Alpine-Nginx Docker容器化配置与跨端 PWA 沉浸运行能力，为个人数字资产的绝对安全构筑了兼具极致秩序美感的坚实护盾。</w:t>
+        <w:t>随着个人互联网数字资产的爆发式增长，中心化云端数据泄露与跨站弱口令复用已演变为不可忽视的安全隐患。本项目严格遵循《基于大语言模型的软件与网站工程全流程精细化实操范式及 Skill 架构体系》，深度融合阶段零 SPEC-First 规格驱动、垂直切片研发飞轮、零知识密码学与机能战术科技美学。系统基于原生 Web Crypto API，采用 PBKDF2-SHA256（100,000 轮哈希拉伸迭代）完成高强度密钥派生，结合 AES-GCM-256 独立 12 字节（96-bit）密码学安全初始向量实现全敏感字段强认证加密，确保存储介质 100% 密文落盘且杜绝明文上云。在交互与视觉层面，系统像素级复现了参考原型中‘据点设施管理终端’的白底机能战术工业风（明日方舟/终末地设计语言），涵盖 01~06 竖向编号菜单、HUD 雷达看板、荧光酸性黄绿前缀标线、空槽位 [+] 建造卡片与斜切推进按钮。针对家庭私有化运行诉求，提供体积小于 25MB 的 Alpine-Nginx Docker 极简容器化编排及 PWA 跨端全屏独立运行能力，为个人私密数据资产的终极安全构筑了兼具金融级底座与工业级秩序美的坚实护盾。</w:t>
       </w:r>
     </w:p>
     <w:p>
@@ -85,7 +85,7 @@
           <w:color w:val="000000"/>
           <w:sz w:val="21"/>
         </w:rPr>
-        <w:t>密码管理器；零知识加密；Web Crypto API；PBKDF2；AES-GCM-256；机能战术UI；NAS私有化部署</w:t>
+        <w:t>密码管理器；零知识体系；Web Crypto API；PBKDF2；AES-GCM-256；机能战术UI；NAS私有化；PWA</w:t>
       </w:r>
     </w:p>
     <w:p>
@@ -116,7 +116,7 @@
           <w:color w:val="000000"/>
           <w:sz w:val="24"/>
         </w:rPr>
-        <w:t>1.1 编写目的：本文档旨在确立 SafeVault 个人私密密码保险箱小程序的最高设计规范与技术规格，详细阐释系统在需求边界、密码学协议、视觉设计代币、核心数据契约、详细模块算法以及家用 NAS 私有化部署等全生命周期的设计蓝图，为系统的自主构建、二次拓展及工程审计提供精准权威的依据。</w:t>
+        <w:t>1.1 编写目的：本文档旨在作为 SafeVault 个人私密凭据管理终端的完整技术蓝图，全面覆盖系统在需求边界、密码学协议、视觉设计代币、核心数据契约、详细模块算法以及家用 NAS 私有化部署等全生命周期的设计细节，为系统的自主实现、安全审计与持续演进提供最高准则。</w:t>
       </w:r>
     </w:p>
     <w:p>
@@ -132,7 +132,7 @@
           <w:color w:val="000000"/>
           <w:sz w:val="24"/>
         </w:rPr>
-        <w:t>1.2 背景与痛点：当代个人密码管理面临四大严峻危机：一是外部商业云端频繁遭受针对性攻击导致数据库泄漏；二是跨站点密码复用引发的撞库连环危机；三是系统后台恶意驻留进程对剪贴板明文密码的嗅探窃取；四是传统工具界面审美低劣、交互死板，缺乏现代数字工具的秩序美感。</w:t>
+        <w:t>1.2 行业现状与核心痛点：个人数字凭据管理面临四大致命风险：一是商业中心化云平台频繁遭遇黑客攻击引发大规模拖库；二是跨站弱密码复用引发的撞库连环危机；三是操作系统后台恶意驻留程序通过监听剪贴板窃取明文凭据；四是现有开源密码工具界面死板沉闷、交互粗糙，缺乏人机工效与科技秩序感。</w:t>
       </w:r>
     </w:p>
     <w:p>
@@ -148,7 +148,7 @@
           <w:color w:val="000000"/>
           <w:sz w:val="24"/>
         </w:rPr>
-        <w:t>1.3 核心设计愿景：SafeVault 确立‘零知识架构（Zero-Knowledge）’、‘纯本地/私有NAS闭环’与‘机能战术科技风（Tactical Sci-Fi）’三大核心基石。所有数据落盘 100% 仅存密文，主密码绝不上云；在家庭局域网内开箱即用；以‘据点管理’般的高维度秩序掌控感，重塑密码记录与资产管理的人机交互体验。</w:t>
+        <w:t>1.3 系统定位与设计哲学：SafeVault 确立‘零知可信、资产自持、战术秩序、随时可用’的设计哲学。所有数据落盘 100% 仅存密文，用户主密码绝不落盘；完全剔除商业公网依赖，在家庭 NAS 局域网内开箱即用；以‘据点管理’般的高维度秩序掌控感，重塑密码管理的人机交互体验。</w:t>
       </w:r>
     </w:p>
     <w:p>
@@ -163,7 +163,7 @@
           <w:color w:val="000000"/>
           <w:sz w:val="28"/>
         </w:rPr>
-        <w:t>2 系统需求工程与边界规格 (SPEC)</w:t>
+        <w:t>2 阶段零：需求工程与规格对齐 (SPEC-First 演练)</w:t>
       </w:r>
     </w:p>
     <w:p>
@@ -179,7 +179,22 @@
           <w:color w:val="000000"/>
           <w:sz w:val="24"/>
         </w:rPr>
-        <w:t>根据规范指南第 2 章‘阶段零：需求工程与规格定义’铁律，系统确立不可动摇的《需求规格说明书》（SPEC.md）。</w:t>
+        <w:t>根据规范指南第 2 章‘阶段零：需求工程与规格定义’铁律，系统研发严禁在需求模糊时直接编写业务代码，必须通过人机反向追问与架构对齐，最终沉淀出《系统需求规格说明书》（SPEC.md）作为最高宪法。</w:t>
+      </w:r>
+    </w:p>
+    <w:p>
+      <w:pPr>
+        <w:spacing w:before="240" w:after="80" w:line="400" w:lineRule="exact"/>
+      </w:pPr>
+      <w:r>
+        <w:rPr>
+          <w:rFonts w:ascii="Times New Roman" w:hAnsi="Times New Roman" w:eastAsia="黑体" w:cs="Times New Roman"/>
+          <w:b/>
+          <w:i w:val="0"/>
+          <w:color w:val="000000"/>
+          <w:sz w:val="24"/>
+        </w:rPr>
+        <w:t>2.1 关键架构决策记录 (ADR)</w:t>
       </w:r>
     </w:p>
     <w:p>
@@ -195,7 +210,503 @@
           <w:color w:val="000000"/>
           <w:sz w:val="21"/>
         </w:rPr>
-        <w:t>表 1  SafeVault 系统核心功能特性规格与优先级矩阵</w:t>
+        <w:t>表 1  SafeVault 系统关键架构决策记录 (ADR)</w:t>
+      </w:r>
+    </w:p>
+    <w:tbl>
+      <w:tblPr>
+        <w:tblW w:type="auto" w:w="0"/>
+        <w:jc w:val="center"/>
+        <w:tblLayout w:type="fixed"/>
+        <w:tblLook w:firstColumn="1" w:firstRow="1" w:lastColumn="0" w:lastRow="0" w:noHBand="0" w:noVBand="1" w:val="04A0"/>
+        <w:tblBorders>
+          <w:top w:val="single" w:sz="12" w:space="0" w:color="000000"/>
+          <w:bottom w:val="single" w:sz="12" w:space="0" w:color="000000"/>
+          <w:left w:val="none" w:sz="0" w:space="0" w:color="auto"/>
+          <w:right w:val="none" w:sz="0" w:space="0" w:color="auto"/>
+          <w:insideH w:val="none" w:sz="0" w:space="0" w:color="auto"/>
+          <w:insideV w:val="none" w:sz="0" w:space="0" w:color="auto"/>
+        </w:tblBorders>
+      </w:tblPr>
+      <w:tblGrid>
+        <w:gridCol w:w="2160"/>
+        <w:gridCol w:w="2160"/>
+        <w:gridCol w:w="2160"/>
+        <w:gridCol w:w="2160"/>
+      </w:tblGrid>
+      <w:tr>
+        <w:tc>
+          <w:tcPr>
+            <w:tcW w:type="dxa" w:w="1440"/>
+            <w:tcBorders>
+              <w:bottom w:val="single" w:sz="6" w:space="0" w:color="000000"/>
+            </w:tcBorders>
+          </w:tcPr>
+          <w:p>
+            <w:pPr>
+              <w:spacing w:line="320" w:lineRule="exact"/>
+              <w:jc w:val="center"/>
+            </w:pPr>
+            <w:r>
+              <w:rPr>
+                <w:rFonts w:ascii="Times New Roman" w:hAnsi="Times New Roman" w:eastAsia="黑体" w:cs="Times New Roman"/>
+                <w:b/>
+                <w:i w:val="0"/>
+                <w:color w:val="000000"/>
+                <w:sz w:val="20"/>
+              </w:rPr>
+              <w:t>决策编号</w:t>
+            </w:r>
+          </w:p>
+        </w:tc>
+        <w:tc>
+          <w:tcPr>
+            <w:tcW w:type="dxa" w:w="2016"/>
+            <w:tcBorders>
+              <w:bottom w:val="single" w:sz="6" w:space="0" w:color="000000"/>
+            </w:tcBorders>
+          </w:tcPr>
+          <w:p>
+            <w:pPr>
+              <w:spacing w:line="320" w:lineRule="exact"/>
+              <w:jc w:val="center"/>
+            </w:pPr>
+            <w:r>
+              <w:rPr>
+                <w:rFonts w:ascii="Times New Roman" w:hAnsi="Times New Roman" w:eastAsia="黑体" w:cs="Times New Roman"/>
+                <w:b/>
+                <w:i w:val="0"/>
+                <w:color w:val="000000"/>
+                <w:sz w:val="20"/>
+              </w:rPr>
+              <w:t>决策主题</w:t>
+            </w:r>
+          </w:p>
+        </w:tc>
+        <w:tc>
+          <w:tcPr>
+            <w:tcW w:type="dxa" w:w="3312"/>
+            <w:tcBorders>
+              <w:bottom w:val="single" w:sz="6" w:space="0" w:color="000000"/>
+            </w:tcBorders>
+          </w:tcPr>
+          <w:p>
+            <w:pPr>
+              <w:spacing w:line="320" w:lineRule="exact"/>
+              <w:jc w:val="center"/>
+            </w:pPr>
+            <w:r>
+              <w:rPr>
+                <w:rFonts w:ascii="Times New Roman" w:hAnsi="Times New Roman" w:eastAsia="黑体" w:cs="Times New Roman"/>
+                <w:b/>
+                <w:i w:val="0"/>
+                <w:color w:val="000000"/>
+                <w:sz w:val="20"/>
+              </w:rPr>
+              <w:t>决策方案结论</w:t>
+            </w:r>
+          </w:p>
+        </w:tc>
+        <w:tc>
+          <w:tcPr>
+            <w:tcW w:type="dxa" w:w="2592"/>
+            <w:tcBorders>
+              <w:bottom w:val="single" w:sz="6" w:space="0" w:color="000000"/>
+            </w:tcBorders>
+          </w:tcPr>
+          <w:p>
+            <w:pPr>
+              <w:spacing w:line="320" w:lineRule="exact"/>
+              <w:jc w:val="center"/>
+            </w:pPr>
+            <w:r>
+              <w:rPr>
+                <w:rFonts w:ascii="Times New Roman" w:hAnsi="Times New Roman" w:eastAsia="黑体" w:cs="Times New Roman"/>
+                <w:b/>
+                <w:i w:val="0"/>
+                <w:color w:val="000000"/>
+                <w:sz w:val="20"/>
+              </w:rPr>
+              <w:t>核心依据与技术权衡</w:t>
+            </w:r>
+          </w:p>
+        </w:tc>
+      </w:tr>
+      <w:tr>
+        <w:tc>
+          <w:tcPr>
+            <w:tcW w:type="dxa" w:w="1440"/>
+          </w:tcPr>
+          <w:p>
+            <w:pPr>
+              <w:spacing w:line="300" w:lineRule="exact"/>
+              <w:jc w:val="center"/>
+            </w:pPr>
+            <w:r>
+              <w:rPr>
+                <w:rFonts w:ascii="Times New Roman" w:hAnsi="Times New Roman" w:eastAsia="宋体" w:cs="Times New Roman"/>
+                <w:b w:val="0"/>
+                <w:i w:val="0"/>
+                <w:color w:val="000000"/>
+                <w:sz w:val="19"/>
+              </w:rPr>
+              <w:t>ADR-01</w:t>
+            </w:r>
+          </w:p>
+        </w:tc>
+        <w:tc>
+          <w:tcPr>
+            <w:tcW w:type="dxa" w:w="2016"/>
+          </w:tcPr>
+          <w:p>
+            <w:pPr>
+              <w:spacing w:line="300" w:lineRule="exact"/>
+              <w:jc w:val="center"/>
+            </w:pPr>
+            <w:r>
+              <w:rPr>
+                <w:rFonts w:ascii="Times New Roman" w:hAnsi="Times New Roman" w:eastAsia="宋体" w:cs="Times New Roman"/>
+                <w:b w:val="0"/>
+                <w:i w:val="0"/>
+                <w:color w:val="000000"/>
+                <w:sz w:val="19"/>
+              </w:rPr>
+              <w:t>终端形态选型</w:t>
+            </w:r>
+          </w:p>
+        </w:tc>
+        <w:tc>
+          <w:tcPr>
+            <w:tcW w:type="dxa" w:w="3312"/>
+          </w:tcPr>
+          <w:p>
+            <w:pPr>
+              <w:spacing w:line="300" w:lineRule="exact"/>
+              <w:jc w:val="left"/>
+            </w:pPr>
+            <w:r>
+              <w:rPr>
+                <w:rFonts w:ascii="Times New Roman" w:hAnsi="Times New Roman" w:eastAsia="宋体" w:cs="Times New Roman"/>
+                <w:b w:val="0"/>
+                <w:i w:val="0"/>
+                <w:color w:val="000000"/>
+                <w:sz w:val="19"/>
+              </w:rPr>
+              <w:t>响应式 Web PWA (渐进式Web应用)</w:t>
+            </w:r>
+          </w:p>
+        </w:tc>
+        <w:tc>
+          <w:tcPr>
+            <w:tcW w:type="dxa" w:w="2592"/>
+          </w:tcPr>
+          <w:p>
+            <w:pPr>
+              <w:spacing w:line="300" w:lineRule="exact"/>
+              <w:jc w:val="left"/>
+            </w:pPr>
+            <w:r>
+              <w:rPr>
+                <w:rFonts w:ascii="Times New Roman" w:hAnsi="Times New Roman" w:eastAsia="宋体" w:cs="Times New Roman"/>
+                <w:b w:val="0"/>
+                <w:i w:val="0"/>
+                <w:color w:val="000000"/>
+                <w:sz w:val="19"/>
+              </w:rPr>
+              <w:t>兼顾跨平台能力与极速开发，可直接部署在NAS，手机可直接添加到主屏幕全屏运行</w:t>
+            </w:r>
+          </w:p>
+        </w:tc>
+      </w:tr>
+      <w:tr>
+        <w:tc>
+          <w:tcPr>
+            <w:tcW w:type="dxa" w:w="1440"/>
+          </w:tcPr>
+          <w:p>
+            <w:pPr>
+              <w:spacing w:line="300" w:lineRule="exact"/>
+              <w:jc w:val="center"/>
+            </w:pPr>
+            <w:r>
+              <w:rPr>
+                <w:rFonts w:ascii="Times New Roman" w:hAnsi="Times New Roman" w:eastAsia="宋体" w:cs="Times New Roman"/>
+                <w:b w:val="0"/>
+                <w:i w:val="0"/>
+                <w:color w:val="000000"/>
+                <w:sz w:val="19"/>
+              </w:rPr>
+              <w:t>ADR-02</w:t>
+            </w:r>
+          </w:p>
+        </w:tc>
+        <w:tc>
+          <w:tcPr>
+            <w:tcW w:type="dxa" w:w="2016"/>
+          </w:tcPr>
+          <w:p>
+            <w:pPr>
+              <w:spacing w:line="300" w:lineRule="exact"/>
+              <w:jc w:val="center"/>
+            </w:pPr>
+            <w:r>
+              <w:rPr>
+                <w:rFonts w:ascii="Times New Roman" w:hAnsi="Times New Roman" w:eastAsia="宋体" w:cs="Times New Roman"/>
+                <w:b w:val="0"/>
+                <w:i w:val="0"/>
+                <w:color w:val="000000"/>
+                <w:sz w:val="19"/>
+              </w:rPr>
+              <w:t>密码学底层标准</w:t>
+            </w:r>
+          </w:p>
+        </w:tc>
+        <w:tc>
+          <w:tcPr>
+            <w:tcW w:type="dxa" w:w="3312"/>
+          </w:tcPr>
+          <w:p>
+            <w:pPr>
+              <w:spacing w:line="300" w:lineRule="exact"/>
+              <w:jc w:val="left"/>
+            </w:pPr>
+            <w:r>
+              <w:rPr>
+                <w:rFonts w:ascii="Times New Roman" w:hAnsi="Times New Roman" w:eastAsia="宋体" w:cs="Times New Roman"/>
+                <w:b w:val="0"/>
+                <w:i w:val="0"/>
+                <w:color w:val="000000"/>
+                <w:sz w:val="19"/>
+              </w:rPr>
+              <w:t>浏览器标准原生 Web Crypto API</w:t>
+            </w:r>
+          </w:p>
+        </w:tc>
+        <w:tc>
+          <w:tcPr>
+            <w:tcW w:type="dxa" w:w="2592"/>
+          </w:tcPr>
+          <w:p>
+            <w:pPr>
+              <w:spacing w:line="300" w:lineRule="exact"/>
+              <w:jc w:val="left"/>
+            </w:pPr>
+            <w:r>
+              <w:rPr>
+                <w:rFonts w:ascii="Times New Roman" w:hAnsi="Times New Roman" w:eastAsia="宋体" w:cs="Times New Roman"/>
+                <w:b w:val="0"/>
+                <w:i w:val="0"/>
+                <w:color w:val="000000"/>
+                <w:sz w:val="19"/>
+              </w:rPr>
+              <w:t>底层 C++ 原生加速并受沙箱隔离，彻底规避第三方纯 JS 密码库侧信道攻击风险</w:t>
+            </w:r>
+          </w:p>
+        </w:tc>
+      </w:tr>
+      <w:tr>
+        <w:tc>
+          <w:tcPr>
+            <w:tcW w:type="dxa" w:w="1440"/>
+          </w:tcPr>
+          <w:p>
+            <w:pPr>
+              <w:spacing w:line="300" w:lineRule="exact"/>
+              <w:jc w:val="center"/>
+            </w:pPr>
+            <w:r>
+              <w:rPr>
+                <w:rFonts w:ascii="Times New Roman" w:hAnsi="Times New Roman" w:eastAsia="宋体" w:cs="Times New Roman"/>
+                <w:b w:val="0"/>
+                <w:i w:val="0"/>
+                <w:color w:val="000000"/>
+                <w:sz w:val="19"/>
+              </w:rPr>
+              <w:t>ADR-03</w:t>
+            </w:r>
+          </w:p>
+        </w:tc>
+        <w:tc>
+          <w:tcPr>
+            <w:tcW w:type="dxa" w:w="2016"/>
+          </w:tcPr>
+          <w:p>
+            <w:pPr>
+              <w:spacing w:line="300" w:lineRule="exact"/>
+              <w:jc w:val="center"/>
+            </w:pPr>
+            <w:r>
+              <w:rPr>
+                <w:rFonts w:ascii="Times New Roman" w:hAnsi="Times New Roman" w:eastAsia="宋体" w:cs="Times New Roman"/>
+                <w:b w:val="0"/>
+                <w:i w:val="0"/>
+                <w:color w:val="000000"/>
+                <w:sz w:val="19"/>
+              </w:rPr>
+              <w:t>加密算法组合</w:t>
+            </w:r>
+          </w:p>
+        </w:tc>
+        <w:tc>
+          <w:tcPr>
+            <w:tcW w:type="dxa" w:w="3312"/>
+          </w:tcPr>
+          <w:p>
+            <w:pPr>
+              <w:spacing w:line="300" w:lineRule="exact"/>
+              <w:jc w:val="left"/>
+            </w:pPr>
+            <w:r>
+              <w:rPr>
+                <w:rFonts w:ascii="Times New Roman" w:hAnsi="Times New Roman" w:eastAsia="宋体" w:cs="Times New Roman"/>
+                <w:b w:val="0"/>
+                <w:i w:val="0"/>
+                <w:color w:val="000000"/>
+                <w:sz w:val="19"/>
+              </w:rPr>
+              <w:t>PBKDF2-SHA256 (100k) + AES-GCM-256</w:t>
+            </w:r>
+          </w:p>
+        </w:tc>
+        <w:tc>
+          <w:tcPr>
+            <w:tcW w:type="dxa" w:w="2592"/>
+          </w:tcPr>
+          <w:p>
+            <w:pPr>
+              <w:spacing w:line="300" w:lineRule="exact"/>
+              <w:jc w:val="left"/>
+            </w:pPr>
+            <w:r>
+              <w:rPr>
+                <w:rFonts w:ascii="Times New Roman" w:hAnsi="Times New Roman" w:eastAsia="宋体" w:cs="Times New Roman"/>
+                <w:b w:val="0"/>
+                <w:i w:val="0"/>
+                <w:color w:val="000000"/>
+                <w:sz w:val="19"/>
+              </w:rPr>
+              <w:t>高强度抗暴力破解，AEAD 自带 128 位认证标签防篡改防注入，独立 12 字节随机 IV</w:t>
+            </w:r>
+          </w:p>
+        </w:tc>
+      </w:tr>
+      <w:tr>
+        <w:tc>
+          <w:tcPr>
+            <w:tcW w:type="dxa" w:w="1440"/>
+          </w:tcPr>
+          <w:p>
+            <w:pPr>
+              <w:spacing w:line="300" w:lineRule="exact"/>
+              <w:jc w:val="center"/>
+            </w:pPr>
+            <w:r>
+              <w:rPr>
+                <w:rFonts w:ascii="Times New Roman" w:hAnsi="Times New Roman" w:eastAsia="宋体" w:cs="Times New Roman"/>
+                <w:b w:val="0"/>
+                <w:i w:val="0"/>
+                <w:color w:val="000000"/>
+                <w:sz w:val="19"/>
+              </w:rPr>
+              <w:t>ADR-04</w:t>
+            </w:r>
+          </w:p>
+        </w:tc>
+        <w:tc>
+          <w:tcPr>
+            <w:tcW w:type="dxa" w:w="2016"/>
+          </w:tcPr>
+          <w:p>
+            <w:pPr>
+              <w:spacing w:line="300" w:lineRule="exact"/>
+              <w:jc w:val="center"/>
+            </w:pPr>
+            <w:r>
+              <w:rPr>
+                <w:rFonts w:ascii="Times New Roman" w:hAnsi="Times New Roman" w:eastAsia="宋体" w:cs="Times New Roman"/>
+                <w:b w:val="0"/>
+                <w:i w:val="0"/>
+                <w:color w:val="000000"/>
+                <w:sz w:val="19"/>
+              </w:rPr>
+              <w:t>持久化与网络</w:t>
+            </w:r>
+          </w:p>
+        </w:tc>
+        <w:tc>
+          <w:tcPr>
+            <w:tcW w:type="dxa" w:w="3312"/>
+          </w:tcPr>
+          <w:p>
+            <w:pPr>
+              <w:spacing w:line="300" w:lineRule="exact"/>
+              <w:jc w:val="left"/>
+            </w:pPr>
+            <w:r>
+              <w:rPr>
+                <w:rFonts w:ascii="Times New Roman" w:hAnsi="Times New Roman" w:eastAsia="宋体" w:cs="Times New Roman"/>
+                <w:b w:val="0"/>
+                <w:i w:val="0"/>
+                <w:color w:val="000000"/>
+                <w:sz w:val="19"/>
+              </w:rPr>
+              <w:t>纯本地离线 LocalStorage + NAS 私有</w:t>
+            </w:r>
+          </w:p>
+        </w:tc>
+        <w:tc>
+          <w:tcPr>
+            <w:tcW w:type="dxa" w:w="2592"/>
+          </w:tcPr>
+          <w:p>
+            <w:pPr>
+              <w:spacing w:line="300" w:lineRule="exact"/>
+              <w:jc w:val="left"/>
+            </w:pPr>
+            <w:r>
+              <w:rPr>
+                <w:rFonts w:ascii="Times New Roman" w:hAnsi="Times New Roman" w:eastAsia="宋体" w:cs="Times New Roman"/>
+                <w:b w:val="0"/>
+                <w:i w:val="0"/>
+                <w:color w:val="000000"/>
+                <w:sz w:val="19"/>
+              </w:rPr>
+              <w:t>零服务器、零明文上云风险，资产完全自持，支持一键导出/导入加密灾备文件</w:t>
+            </w:r>
+          </w:p>
+        </w:tc>
+      </w:tr>
+    </w:tbl>
+    <w:p/>
+    <w:p>
+      <w:pPr>
+        <w:spacing w:before="240" w:after="80" w:line="400" w:lineRule="exact"/>
+      </w:pPr>
+      <w:r>
+        <w:rPr>
+          <w:rFonts w:ascii="Times New Roman" w:hAnsi="Times New Roman" w:eastAsia="黑体" w:cs="Times New Roman"/>
+          <w:b/>
+          <w:i w:val="0"/>
+          <w:color w:val="000000"/>
+          <w:sz w:val="24"/>
+        </w:rPr>
+        <w:t>2.2 需求规格矩阵与量化验收准则 (SPEC.md)</w:t>
+      </w:r>
+    </w:p>
+    <w:p>
+      <w:pPr>
+        <w:spacing w:before="200" w:after="80"/>
+        <w:jc w:val="center"/>
+      </w:pPr>
+      <w:r>
+        <w:rPr>
+          <w:rFonts w:ascii="Times New Roman" w:hAnsi="Times New Roman" w:eastAsia="黑体" w:cs="Times New Roman"/>
+          <w:b/>
+          <w:i w:val="0"/>
+          <w:color w:val="000000"/>
+          <w:sz w:val="21"/>
+        </w:rPr>
+        <w:t>表 2  SafeVault 系统核心功能特性规格与优先级矩阵</w:t>
       </w:r>
     </w:p>
     <w:tbl>
@@ -270,7 +781,7 @@
         </w:tc>
         <w:tc>
           <w:tcPr>
-            <w:tcW w:type="dxa" w:w="3168"/>
+            <w:tcW w:type="dxa" w:w="3312"/>
             <w:tcBorders>
               <w:bottom w:val="single" w:sz="6" w:space="0" w:color="000000"/>
             </w:tcBorders>
@@ -362,7 +873,7 @@
         </w:tc>
         <w:tc>
           <w:tcPr>
-            <w:tcW w:type="dxa" w:w="3168"/>
+            <w:tcW w:type="dxa" w:w="3312"/>
           </w:tcPr>
           <w:p>
             <w:pPr>
@@ -377,7 +888,7 @@
                 <w:color w:val="000000"/>
                 <w:sz w:val="19"/>
               </w:rPr>
-              <w:t>初始化主密码；终端锁定防爆破；超时3分钟自动锁屏</w:t>
+              <w:t>初次引导初始化；锁屏防爆破验证；超时3分钟自动锁屏</w:t>
             </w:r>
           </w:p>
         </w:tc>
@@ -398,7 +909,7 @@
                 <w:color w:val="000000"/>
                 <w:sz w:val="19"/>
               </w:rPr>
-              <w:t>错误密码 AEAD 阻断，锁屏主动擦除内存</w:t>
+              <w:t>错误密码触发 AEAD 阻断，锁屏主动清洗内存</w:t>
             </w:r>
           </w:p>
         </w:tc>
@@ -448,7 +959,7 @@
         </w:tc>
         <w:tc>
           <w:tcPr>
-            <w:tcW w:type="dxa" w:w="3168"/>
+            <w:tcW w:type="dxa" w:w="3312"/>
           </w:tcPr>
           <w:p>
             <w:pPr>
@@ -463,7 +974,7 @@
                 <w:color w:val="000000"/>
                 <w:sz w:val="19"/>
               </w:rPr>
-              <w:t>PBKDF2-SHA256 (100k轮) + AES-GCM-256 (12B随机IV)</w:t>
+              <w:t>PBKDF2-SHA256 (100k) + AES-GCM-256 (12B随机IV)</w:t>
             </w:r>
           </w:p>
         </w:tc>
@@ -484,7 +995,7 @@
                 <w:color w:val="000000"/>
                 <w:sz w:val="19"/>
               </w:rPr>
-              <w:t>存储介质 100% 密文，绝无明文落盘</w:t>
+              <w:t>存储介质 100% 密文落盘，绝无明文泄露</w:t>
             </w:r>
           </w:p>
         </w:tc>
@@ -534,7 +1045,7 @@
         </w:tc>
         <w:tc>
           <w:tcPr>
-            <w:tcW w:type="dxa" w:w="3168"/>
+            <w:tcW w:type="dxa" w:w="3312"/>
           </w:tcPr>
           <w:p>
             <w:pPr>
@@ -549,7 +1060,7 @@
                 <w:color w:val="000000"/>
                 <w:sz w:val="19"/>
               </w:rPr>
-              <w:t>6大分类凭据的增删改查；空槽位快速建造；即时搜索</w:t>
+              <w:t>6大分类凭据CRUD；空槽位[+]快速建造；即时模糊搜索</w:t>
             </w:r>
           </w:p>
         </w:tc>
@@ -620,7 +1131,7 @@
         </w:tc>
         <w:tc>
           <w:tcPr>
-            <w:tcW w:type="dxa" w:w="3168"/>
+            <w:tcW w:type="dxa" w:w="3312"/>
           </w:tcPr>
           <w:p>
             <w:pPr>
@@ -635,7 +1146,7 @@
                 <w:color w:val="000000"/>
                 <w:sz w:val="19"/>
               </w:rPr>
-              <w:t>密码默认 •••••• 掩码；复制后 30 秒自动销毁剪贴板</w:t>
+              <w:t>密码默认 •••••• 掩码；复制后 30 秒自动清空剪贴板</w:t>
             </w:r>
           </w:p>
         </w:tc>
@@ -656,7 +1167,7 @@
                 <w:color w:val="000000"/>
                 <w:sz w:val="19"/>
               </w:rPr>
-              <w:t>定时器到期强制抹去剪贴板，防恶意嗅探</w:t>
+              <w:t>定时器到期强制抹去剪贴板，彻底防嗅探</w:t>
             </w:r>
           </w:p>
         </w:tc>
@@ -706,7 +1217,7 @@
         </w:tc>
         <w:tc>
           <w:tcPr>
-            <w:tcW w:type="dxa" w:w="3168"/>
+            <w:tcW w:type="dxa" w:w="3312"/>
           </w:tcPr>
           <w:p>
             <w:pPr>
@@ -721,7 +1232,7 @@
                 <w:color w:val="000000"/>
                 <w:sz w:val="19"/>
               </w:rPr>
-              <w:t>8~32位长度无级滑块；4类字符集勾选；排除易混淆</w:t>
+              <w:t>8~32位无级滑块；4类字符集勾选；排除易混淆字符</w:t>
             </w:r>
           </w:p>
         </w:tc>
@@ -742,7 +1253,7 @@
                 <w:color w:val="000000"/>
                 <w:sz w:val="19"/>
               </w:rPr>
-              <w:t>基于底层 CSPRNG 生成，带动态强度评估</w:t>
+              <w:t>基于 CSPRNG 真伪随机数，带动态强度评估</w:t>
             </w:r>
           </w:p>
         </w:tc>
@@ -792,7 +1303,7 @@
         </w:tc>
         <w:tc>
           <w:tcPr>
-            <w:tcW w:type="dxa" w:w="3168"/>
+            <w:tcW w:type="dxa" w:w="3312"/>
           </w:tcPr>
           <w:p>
             <w:pPr>
@@ -828,7 +1339,7 @@
                 <w:color w:val="000000"/>
                 <w:sz w:val="19"/>
               </w:rPr>
-              <w:t>镜像体积 &lt; 25MB；支持 PWA 手机主屏运行</w:t>
+              <w:t>镜像体积 &lt; 25MB；支持手机 PWA 全屏运行</w:t>
             </w:r>
           </w:p>
         </w:tc>
@@ -863,23 +1374,22 @@
           <w:color w:val="000000"/>
           <w:sz w:val="24"/>
         </w:rPr>
-        <w:t>3.1 分层架构体系：系统自上而下解耦为四大核心层级：一是表示层（Presentation Layer），涵盖战术顶栏、左侧竖向分类菜单、核心看板 HUD、槽位卡片网格与空槽位建造组件；二是业务调度层（Application Layer），负责内存会话管控、输入法与触屏活跃监听、自动超时心跳调度；三是密码学引擎层（Crypto Engine），深度调用标准 Web Crypto API 完成密钥派生与认证加解密；四是数据持久化与跨端层（Storage &amp; Infra），负责 LocalStorage密文字符串持久化、灾备包导出与 NAS Docker 容器服务托管。</w:t>
+        <w:t>3.1 总体四层技术架构拓扑：SafeVault 采用高度解耦的分层设计：表示层（Presentation Layer）负责战术顶栏、竖向菜单、HUD 看板、槽位网格；业务调度层（Application Layer）负责 FSM 状态机转移、无操作心跳监听、搜索流管道；密码学引擎层（Crypto Engine）深度封装 SubtleCrypto，负责高熵密钥派生与认证加解密；数据持久化与跨端层（Storage &amp; Infra）负责 LocalStorage 密文存储、灾备包处理与 Alpine-Nginx 容器宿主。</w:t>
       </w:r>
     </w:p>
     <w:p>
       <w:pPr>
-        <w:spacing w:before="0" w:after="80" w:line="400" w:lineRule="exact"/>
-        <w:ind w:firstLine="480"/>
+        <w:spacing w:before="240" w:after="80" w:line="400" w:lineRule="exact"/>
       </w:pPr>
       <w:r>
         <w:rPr>
-          <w:rFonts w:ascii="Times New Roman" w:hAnsi="Times New Roman" w:eastAsia="宋体" w:cs="Times New Roman"/>
-          <w:b w:val="0"/>
+          <w:rFonts w:ascii="Times New Roman" w:hAnsi="Times New Roman" w:eastAsia="黑体" w:cs="Times New Roman"/>
+          <w:b/>
           <w:i w:val="0"/>
           <w:color w:val="000000"/>
           <w:sz w:val="24"/>
         </w:rPr>
-        <w:t>3.2 零知识密码学协议执行全流程：</w:t>
+        <w:t>3.2 零知识密码学协议时序实录</w:t>
       </w:r>
     </w:p>
     <w:p>
@@ -895,7 +1405,7 @@
           <w:color w:val="000000"/>
           <w:sz w:val="21"/>
         </w:rPr>
-        <w:t>【零知识鉴权与加解密流程实录】</w:t>
+        <w:t>【零知识鉴权与加解密全生命周期时序】</w:t>
       </w:r>
     </w:p>
     <w:p>
@@ -911,7 +1421,7 @@
           <w:color w:val="000000"/>
           <w:sz w:val="19"/>
         </w:rPr>
-        <w:t>1. 用户输入 MasterPassword -&gt; 传入 initializeVaultMeta()；</w:t>
+        <w:t>1. 【金库首次初始化】</w:t>
       </w:r>
     </w:p>
     <w:p>
@@ -927,7 +1437,7 @@
           <w:color w:val="000000"/>
           <w:sz w:val="19"/>
         </w:rPr>
-        <w:t>2. 系统调用 window.crypto.getRandomValues() 生成 16 字节随机 Salt；</w:t>
+        <w:t xml:space="preserve">   - 用户设定主密码 MasterPassword；</w:t>
       </w:r>
     </w:p>
     <w:p>
@@ -943,7 +1453,7 @@
           <w:color w:val="000000"/>
           <w:sz w:val="19"/>
         </w:rPr>
-        <w:t>3. PBKDF2-SHA256 进行 100,000 次哈希迭代，派生 256 位 AES-GCM 密钥（内存只读，不可导出）；</w:t>
+        <w:t xml:space="preserve">   - window.crypto.getRandomValues 生成 16 字节随机 Salt；</w:t>
       </w:r>
     </w:p>
     <w:p>
@@ -959,7 +1469,7 @@
           <w:color w:val="000000"/>
           <w:sz w:val="19"/>
         </w:rPr>
-        <w:t>4. 生成独立 12 字节 IV，将特征常量 'SAFEVAULT_AUTH_VERIFIED_TOKEN' 加密为 testCipher；</w:t>
+        <w:t xml:space="preserve">   - PBKDF2-SHA256 进行 100,000 轮拉伸运算，派生 256 位 AES-GCM CryptoKey；</w:t>
       </w:r>
     </w:p>
     <w:p>
@@ -975,7 +1485,7 @@
           <w:color w:val="000000"/>
           <w:sz w:val="19"/>
         </w:rPr>
-        <w:t>5. 持久化存储仅保存：Salt (Base64)、testCipher (Base64)、testIv (Base64)；</w:t>
+        <w:t xml:space="preserve">   - 生成 12 字节随机 IV，加密已知 Token 'SAFEVAULT_AUTH_VERIFIED_TOKEN' 为 testCipher；</w:t>
       </w:r>
     </w:p>
     <w:p>
@@ -991,7 +1501,7 @@
           <w:color w:val="000000"/>
           <w:sz w:val="19"/>
         </w:rPr>
-        <w:t>6. 解锁验证：用户输入密码重新派生临时 Key 解密 testCipher，若 AEAD Tag 匹配则验证通过；</w:t>
+        <w:t xml:space="preserve">   - 持久化保存 VaultMeta: { version, salt, testCipher, testIv, lockTimeoutMinutes: 3 }；</w:t>
       </w:r>
     </w:p>
     <w:p>
@@ -1007,7 +1517,7 @@
           <w:color w:val="000000"/>
           <w:sz w:val="19"/>
         </w:rPr>
-        <w:t>7. 条目加密：每个条目写入前生成独立 12 字节 IV，加密为密文字符串保存；</w:t>
+        <w:t xml:space="preserve">   - 内存临时持有不可导出的 MasterKey，进入终端操作面板。</w:t>
       </w:r>
     </w:p>
     <w:p>
@@ -1023,9 +1533,605 @@
           <w:color w:val="000000"/>
           <w:sz w:val="19"/>
         </w:rPr>
-        <w:t>8. 超时保护：3分钟无操作触发锁定，强制 MasterKey = null，内存变量触发垃圾回收。</w:t>
+        <w:t>2. 【二次登录身份鉴权】</w:t>
       </w:r>
     </w:p>
+    <w:p>
+      <w:pPr>
+        <w:spacing w:before="0" w:after="20" w:line="300" w:lineRule="exact"/>
+        <w:ind w:left="720"/>
+      </w:pPr>
+      <w:r>
+        <w:rPr>
+          <w:rFonts w:ascii="Consolas" w:hAnsi="Consolas" w:eastAsia="仿宋" w:cs="Consolas"/>
+          <w:b w:val="0"/>
+          <w:i w:val="0"/>
+          <w:color w:val="000000"/>
+          <w:sz w:val="19"/>
+        </w:rPr>
+        <w:t xml:space="preserve">   - 用户输入主密码 -&gt; 提取存储的 Salt 重新派生临时 Key -&gt; 尝试解密 testCipher；</w:t>
+      </w:r>
+    </w:p>
+    <w:p>
+      <w:pPr>
+        <w:spacing w:before="0" w:after="20" w:line="300" w:lineRule="exact"/>
+        <w:ind w:left="720"/>
+      </w:pPr>
+      <w:r>
+        <w:rPr>
+          <w:rFonts w:ascii="Consolas" w:hAnsi="Consolas" w:eastAsia="仿宋" w:cs="Consolas"/>
+          <w:b w:val="0"/>
+          <w:i w:val="0"/>
+          <w:color w:val="000000"/>
+          <w:sz w:val="19"/>
+        </w:rPr>
+        <w:t xml:space="preserve">   - 正向验证：Tag 匹配且解出相同 Token，身份验证通过，持有 MasterKey，解密所有条目入内存；</w:t>
+      </w:r>
+    </w:p>
+    <w:p>
+      <w:pPr>
+        <w:spacing w:before="0" w:after="20" w:line="300" w:lineRule="exact"/>
+        <w:ind w:left="720"/>
+      </w:pPr>
+      <w:r>
+        <w:rPr>
+          <w:rFonts w:ascii="Consolas" w:hAnsi="Consolas" w:eastAsia="仿宋" w:cs="Consolas"/>
+          <w:b w:val="0"/>
+          <w:i w:val="0"/>
+          <w:color w:val="000000"/>
+          <w:sz w:val="19"/>
+        </w:rPr>
+        <w:t xml:space="preserve">   - 反向验证：AEAD Tag 校验不匹配，底层抛出 OperationError，拒绝进入终端并告警。</w:t>
+      </w:r>
+    </w:p>
+    <w:p>
+      <w:pPr>
+        <w:spacing w:before="0" w:after="20" w:line="300" w:lineRule="exact"/>
+        <w:ind w:left="720"/>
+      </w:pPr>
+      <w:r>
+        <w:rPr>
+          <w:rFonts w:ascii="Consolas" w:hAnsi="Consolas" w:eastAsia="仿宋" w:cs="Consolas"/>
+          <w:b w:val="0"/>
+          <w:i w:val="0"/>
+          <w:color w:val="000000"/>
+          <w:sz w:val="19"/>
+        </w:rPr>
+        <w:t>3. 【凭据加密落盘】</w:t>
+      </w:r>
+    </w:p>
+    <w:p>
+      <w:pPr>
+        <w:spacing w:before="0" w:after="20" w:line="300" w:lineRule="exact"/>
+        <w:ind w:left="720"/>
+      </w:pPr>
+      <w:r>
+        <w:rPr>
+          <w:rFonts w:ascii="Consolas" w:hAnsi="Consolas" w:eastAsia="仿宋" w:cs="Consolas"/>
+          <w:b w:val="0"/>
+          <w:i w:val="0"/>
+          <w:color w:val="000000"/>
+          <w:sz w:val="19"/>
+        </w:rPr>
+        <w:t xml:space="preserve">   - 用户填写表单 -&gt; 生成全新独立 12 字节 IV -&gt; 对敏感载荷进行 AES-GCM-256 加密；</w:t>
+      </w:r>
+    </w:p>
+    <w:p>
+      <w:pPr>
+        <w:spacing w:before="0" w:after="20" w:line="300" w:lineRule="exact"/>
+        <w:ind w:left="720"/>
+      </w:pPr>
+      <w:r>
+        <w:rPr>
+          <w:rFonts w:ascii="Consolas" w:hAnsi="Consolas" w:eastAsia="仿宋" w:cs="Consolas"/>
+          <w:b w:val="0"/>
+          <w:i w:val="0"/>
+          <w:color w:val="000000"/>
+          <w:sz w:val="19"/>
+        </w:rPr>
+        <w:t xml:space="preserve">   - 将 Base64 密文与 IV 持久化写入存储，落盘数据 100% 仅含密文字符串。</w:t>
+      </w:r>
+    </w:p>
+    <w:p>
+      <w:pPr>
+        <w:spacing w:before="0" w:after="20" w:line="300" w:lineRule="exact"/>
+        <w:ind w:left="720"/>
+      </w:pPr>
+      <w:r>
+        <w:rPr>
+          <w:rFonts w:ascii="Consolas" w:hAnsi="Consolas" w:eastAsia="仿宋" w:cs="Consolas"/>
+          <w:b w:val="0"/>
+          <w:i w:val="0"/>
+          <w:color w:val="000000"/>
+          <w:sz w:val="19"/>
+        </w:rPr>
+        <w:t>4. 【超时锁定与内存清洗】</w:t>
+      </w:r>
+    </w:p>
+    <w:p>
+      <w:pPr>
+        <w:spacing w:before="0" w:after="20" w:line="300" w:lineRule="exact"/>
+        <w:ind w:left="720"/>
+      </w:pPr>
+      <w:r>
+        <w:rPr>
+          <w:rFonts w:ascii="Consolas" w:hAnsi="Consolas" w:eastAsia="仿宋" w:cs="Consolas"/>
+          <w:b w:val="0"/>
+          <w:i w:val="0"/>
+          <w:color w:val="000000"/>
+          <w:sz w:val="19"/>
+        </w:rPr>
+        <w:t xml:space="preserve">   - 侦测 3 分钟无操作 -&gt; 调用 handleLockNow() 强制重置 MasterKey=null, items=[]；</w:t>
+      </w:r>
+    </w:p>
+    <w:p>
+      <w:pPr>
+        <w:spacing w:before="0" w:after="20" w:line="300" w:lineRule="exact"/>
+        <w:ind w:left="720"/>
+      </w:pPr>
+      <w:r>
+        <w:rPr>
+          <w:rFonts w:ascii="Consolas" w:hAnsi="Consolas" w:eastAsia="仿宋" w:cs="Consolas"/>
+          <w:b w:val="0"/>
+          <w:i w:val="0"/>
+          <w:color w:val="000000"/>
+          <w:sz w:val="19"/>
+        </w:rPr>
+        <w:t xml:space="preserve">   - 触发 GC 垃圾回收，页面切换为锁屏遮罩，彻底防御内存 dump 窥探。</w:t>
+      </w:r>
+    </w:p>
+    <w:p>
+      <w:pPr>
+        <w:spacing w:before="240" w:after="80" w:line="400" w:lineRule="exact"/>
+      </w:pPr>
+      <w:r>
+        <w:rPr>
+          <w:rFonts w:ascii="Times New Roman" w:hAnsi="Times New Roman" w:eastAsia="黑体" w:cs="Times New Roman"/>
+          <w:b/>
+          <w:i w:val="0"/>
+          <w:color w:val="000000"/>
+          <w:sz w:val="24"/>
+        </w:rPr>
+        <w:t>3.3 常见安全攻击与防御矩阵</w:t>
+      </w:r>
+    </w:p>
+    <w:p>
+      <w:pPr>
+        <w:spacing w:before="200" w:after="80"/>
+        <w:jc w:val="center"/>
+      </w:pPr>
+      <w:r>
+        <w:rPr>
+          <w:rFonts w:ascii="Times New Roman" w:hAnsi="Times New Roman" w:eastAsia="黑体" w:cs="Times New Roman"/>
+          <w:b/>
+          <w:i w:val="0"/>
+          <w:color w:val="000000"/>
+          <w:sz w:val="21"/>
+        </w:rPr>
+        <w:t>表 3  SafeVault 常见安全攻击与威胁防御矩阵</w:t>
+      </w:r>
+    </w:p>
+    <w:tbl>
+      <w:tblPr>
+        <w:tblW w:type="auto" w:w="0"/>
+        <w:jc w:val="center"/>
+        <w:tblLayout w:type="fixed"/>
+        <w:tblLook w:firstColumn="1" w:firstRow="1" w:lastColumn="0" w:lastRow="0" w:noHBand="0" w:noVBand="1" w:val="04A0"/>
+        <w:tblBorders>
+          <w:top w:val="single" w:sz="12" w:space="0" w:color="000000"/>
+          <w:bottom w:val="single" w:sz="12" w:space="0" w:color="000000"/>
+          <w:left w:val="none" w:sz="0" w:space="0" w:color="auto"/>
+          <w:right w:val="none" w:sz="0" w:space="0" w:color="auto"/>
+          <w:insideH w:val="none" w:sz="0" w:space="0" w:color="auto"/>
+          <w:insideV w:val="none" w:sz="0" w:space="0" w:color="auto"/>
+        </w:tblBorders>
+      </w:tblPr>
+      <w:tblGrid>
+        <w:gridCol w:w="2880"/>
+        <w:gridCol w:w="2880"/>
+        <w:gridCol w:w="2880"/>
+      </w:tblGrid>
+      <w:tr>
+        <w:tc>
+          <w:tcPr>
+            <w:tcW w:type="dxa" w:w="2160"/>
+            <w:tcBorders>
+              <w:bottom w:val="single" w:sz="6" w:space="0" w:color="000000"/>
+            </w:tcBorders>
+          </w:tcPr>
+          <w:p>
+            <w:pPr>
+              <w:spacing w:line="320" w:lineRule="exact"/>
+              <w:jc w:val="center"/>
+            </w:pPr>
+            <w:r>
+              <w:rPr>
+                <w:rFonts w:ascii="Times New Roman" w:hAnsi="Times New Roman" w:eastAsia="黑体" w:cs="Times New Roman"/>
+                <w:b/>
+                <w:i w:val="0"/>
+                <w:color w:val="000000"/>
+                <w:sz w:val="20"/>
+              </w:rPr>
+              <w:t>威胁形态</w:t>
+            </w:r>
+          </w:p>
+        </w:tc>
+        <w:tc>
+          <w:tcPr>
+            <w:tcW w:type="dxa" w:w="3456"/>
+            <w:tcBorders>
+              <w:bottom w:val="single" w:sz="6" w:space="0" w:color="000000"/>
+            </w:tcBorders>
+          </w:tcPr>
+          <w:p>
+            <w:pPr>
+              <w:spacing w:line="320" w:lineRule="exact"/>
+              <w:jc w:val="center"/>
+            </w:pPr>
+            <w:r>
+              <w:rPr>
+                <w:rFonts w:ascii="Times New Roman" w:hAnsi="Times New Roman" w:eastAsia="黑体" w:cs="Times New Roman"/>
+                <w:b/>
+                <w:i w:val="0"/>
+                <w:color w:val="000000"/>
+                <w:sz w:val="20"/>
+              </w:rPr>
+              <w:t>传统方案安全缺陷</w:t>
+            </w:r>
+          </w:p>
+        </w:tc>
+        <w:tc>
+          <w:tcPr>
+            <w:tcW w:type="dxa" w:w="3744"/>
+            <w:tcBorders>
+              <w:bottom w:val="single" w:sz="6" w:space="0" w:color="000000"/>
+            </w:tcBorders>
+          </w:tcPr>
+          <w:p>
+            <w:pPr>
+              <w:spacing w:line="320" w:lineRule="exact"/>
+              <w:jc w:val="center"/>
+            </w:pPr>
+            <w:r>
+              <w:rPr>
+                <w:rFonts w:ascii="Times New Roman" w:hAnsi="Times New Roman" w:eastAsia="黑体" w:cs="Times New Roman"/>
+                <w:b/>
+                <w:i w:val="0"/>
+                <w:color w:val="000000"/>
+                <w:sz w:val="20"/>
+              </w:rPr>
+              <w:t>SafeVault 工业级防御机制</w:t>
+            </w:r>
+          </w:p>
+        </w:tc>
+      </w:tr>
+      <w:tr>
+        <w:tc>
+          <w:tcPr>
+            <w:tcW w:type="dxa" w:w="2160"/>
+          </w:tcPr>
+          <w:p>
+            <w:pPr>
+              <w:spacing w:line="300" w:lineRule="exact"/>
+              <w:jc w:val="center"/>
+            </w:pPr>
+            <w:r>
+              <w:rPr>
+                <w:rFonts w:ascii="Times New Roman" w:hAnsi="Times New Roman" w:eastAsia="宋体" w:cs="Times New Roman"/>
+                <w:b w:val="0"/>
+                <w:i w:val="0"/>
+                <w:color w:val="000000"/>
+                <w:sz w:val="19"/>
+              </w:rPr>
+              <w:t>中心化脱库泄漏</w:t>
+            </w:r>
+          </w:p>
+        </w:tc>
+        <w:tc>
+          <w:tcPr>
+            <w:tcW w:type="dxa" w:w="3456"/>
+          </w:tcPr>
+          <w:p>
+            <w:pPr>
+              <w:spacing w:line="300" w:lineRule="exact"/>
+              <w:jc w:val="left"/>
+            </w:pPr>
+            <w:r>
+              <w:rPr>
+                <w:rFonts w:ascii="Times New Roman" w:hAnsi="Times New Roman" w:eastAsia="宋体" w:cs="Times New Roman"/>
+                <w:b w:val="0"/>
+                <w:i w:val="0"/>
+                <w:color w:val="000000"/>
+                <w:sz w:val="19"/>
+              </w:rPr>
+              <w:t>中心化服务器遭渗透导致全库泄漏</w:t>
+            </w:r>
+          </w:p>
+        </w:tc>
+        <w:tc>
+          <w:tcPr>
+            <w:tcW w:type="dxa" w:w="3744"/>
+          </w:tcPr>
+          <w:p>
+            <w:pPr>
+              <w:spacing w:line="300" w:lineRule="exact"/>
+              <w:jc w:val="left"/>
+            </w:pPr>
+            <w:r>
+              <w:rPr>
+                <w:rFonts w:ascii="Times New Roman" w:hAnsi="Times New Roman" w:eastAsia="宋体" w:cs="Times New Roman"/>
+                <w:b w:val="0"/>
+                <w:i w:val="0"/>
+                <w:color w:val="000000"/>
+                <w:sz w:val="19"/>
+              </w:rPr>
+              <w:t>零知识与纯私有架构：无中心化服务器，数据100%保存在用户本地/私有NAS</w:t>
+            </w:r>
+          </w:p>
+        </w:tc>
+      </w:tr>
+      <w:tr>
+        <w:tc>
+          <w:tcPr>
+            <w:tcW w:type="dxa" w:w="2160"/>
+          </w:tcPr>
+          <w:p>
+            <w:pPr>
+              <w:spacing w:line="300" w:lineRule="exact"/>
+              <w:jc w:val="center"/>
+            </w:pPr>
+            <w:r>
+              <w:rPr>
+                <w:rFonts w:ascii="Times New Roman" w:hAnsi="Times New Roman" w:eastAsia="宋体" w:cs="Times New Roman"/>
+                <w:b w:val="0"/>
+                <w:i w:val="0"/>
+                <w:color w:val="000000"/>
+                <w:sz w:val="19"/>
+              </w:rPr>
+              <w:t>彩虹表离线撞库</w:t>
+            </w:r>
+          </w:p>
+        </w:tc>
+        <w:tc>
+          <w:tcPr>
+            <w:tcW w:type="dxa" w:w="3456"/>
+          </w:tcPr>
+          <w:p>
+            <w:pPr>
+              <w:spacing w:line="300" w:lineRule="exact"/>
+              <w:jc w:val="left"/>
+            </w:pPr>
+            <w:r>
+              <w:rPr>
+                <w:rFonts w:ascii="Times New Roman" w:hAnsi="Times New Roman" w:eastAsia="宋体" w:cs="Times New Roman"/>
+                <w:b w:val="0"/>
+                <w:i w:val="0"/>
+                <w:color w:val="000000"/>
+                <w:sz w:val="19"/>
+              </w:rPr>
+              <w:t>简易哈希或低轮数加密，GPU每秒碰撞百亿次</w:t>
+            </w:r>
+          </w:p>
+        </w:tc>
+        <w:tc>
+          <w:tcPr>
+            <w:tcW w:type="dxa" w:w="3744"/>
+          </w:tcPr>
+          <w:p>
+            <w:pPr>
+              <w:spacing w:line="300" w:lineRule="exact"/>
+              <w:jc w:val="left"/>
+            </w:pPr>
+            <w:r>
+              <w:rPr>
+                <w:rFonts w:ascii="Times New Roman" w:hAnsi="Times New Roman" w:eastAsia="宋体" w:cs="Times New Roman"/>
+                <w:b w:val="0"/>
+                <w:i w:val="0"/>
+                <w:color w:val="000000"/>
+                <w:sz w:val="19"/>
+              </w:rPr>
+              <w:t>PBKDF2-SHA256 100,000 轮高强度拉伸计算，绑定独立16字节随机盐，使彩虹表彻底失效</w:t>
+            </w:r>
+          </w:p>
+        </w:tc>
+      </w:tr>
+      <w:tr>
+        <w:tc>
+          <w:tcPr>
+            <w:tcW w:type="dxa" w:w="2160"/>
+          </w:tcPr>
+          <w:p>
+            <w:pPr>
+              <w:spacing w:line="300" w:lineRule="exact"/>
+              <w:jc w:val="center"/>
+            </w:pPr>
+            <w:r>
+              <w:rPr>
+                <w:rFonts w:ascii="Times New Roman" w:hAnsi="Times New Roman" w:eastAsia="宋体" w:cs="Times New Roman"/>
+                <w:b w:val="0"/>
+                <w:i w:val="0"/>
+                <w:color w:val="000000"/>
+                <w:sz w:val="19"/>
+              </w:rPr>
+              <w:t>密文篡改与注入</w:t>
+            </w:r>
+          </w:p>
+        </w:tc>
+        <w:tc>
+          <w:tcPr>
+            <w:tcW w:type="dxa" w:w="3456"/>
+          </w:tcPr>
+          <w:p>
+            <w:pPr>
+              <w:spacing w:line="300" w:lineRule="exact"/>
+              <w:jc w:val="left"/>
+            </w:pPr>
+            <w:r>
+              <w:rPr>
+                <w:rFonts w:ascii="Times New Roman" w:hAnsi="Times New Roman" w:eastAsia="宋体" w:cs="Times New Roman"/>
+                <w:b w:val="0"/>
+                <w:i w:val="0"/>
+                <w:color w:val="000000"/>
+                <w:sz w:val="19"/>
+              </w:rPr>
+              <w:t>采用 ECB 或无校验 CBC 模式，易遭比特翻转</w:t>
+            </w:r>
+          </w:p>
+        </w:tc>
+        <w:tc>
+          <w:tcPr>
+            <w:tcW w:type="dxa" w:w="3744"/>
+          </w:tcPr>
+          <w:p>
+            <w:pPr>
+              <w:spacing w:line="300" w:lineRule="exact"/>
+              <w:jc w:val="left"/>
+            </w:pPr>
+            <w:r>
+              <w:rPr>
+                <w:rFonts w:ascii="Times New Roman" w:hAnsi="Times New Roman" w:eastAsia="宋体" w:cs="Times New Roman"/>
+                <w:b w:val="0"/>
+                <w:i w:val="0"/>
+                <w:color w:val="000000"/>
+                <w:sz w:val="19"/>
+              </w:rPr>
+              <w:t>AES-GCM-256 认证加密 (AEAD)，自带128位认证标签，密文篡改哪怕1位直接抛出不可恢复错误</w:t>
+            </w:r>
+          </w:p>
+        </w:tc>
+      </w:tr>
+      <w:tr>
+        <w:tc>
+          <w:tcPr>
+            <w:tcW w:type="dxa" w:w="2160"/>
+          </w:tcPr>
+          <w:p>
+            <w:pPr>
+              <w:spacing w:line="300" w:lineRule="exact"/>
+              <w:jc w:val="center"/>
+            </w:pPr>
+            <w:r>
+              <w:rPr>
+                <w:rFonts w:ascii="Times New Roman" w:hAnsi="Times New Roman" w:eastAsia="宋体" w:cs="Times New Roman"/>
+                <w:b w:val="0"/>
+                <w:i w:val="0"/>
+                <w:color w:val="000000"/>
+                <w:sz w:val="19"/>
+              </w:rPr>
+              <w:t>重放攻击与模式泄露</w:t>
+            </w:r>
+          </w:p>
+        </w:tc>
+        <w:tc>
+          <w:tcPr>
+            <w:tcW w:type="dxa" w:w="3456"/>
+          </w:tcPr>
+          <w:p>
+            <w:pPr>
+              <w:spacing w:line="300" w:lineRule="exact"/>
+              <w:jc w:val="left"/>
+            </w:pPr>
+            <w:r>
+              <w:rPr>
+                <w:rFonts w:ascii="Times New Roman" w:hAnsi="Times New Roman" w:eastAsia="宋体" w:cs="Times New Roman"/>
+                <w:b w:val="0"/>
+                <w:i w:val="0"/>
+                <w:color w:val="000000"/>
+                <w:sz w:val="19"/>
+              </w:rPr>
+              <w:t>多个条目复用相同固定 IV/Nonce</w:t>
+            </w:r>
+          </w:p>
+        </w:tc>
+        <w:tc>
+          <w:tcPr>
+            <w:tcW w:type="dxa" w:w="3744"/>
+          </w:tcPr>
+          <w:p>
+            <w:pPr>
+              <w:spacing w:line="300" w:lineRule="exact"/>
+              <w:jc w:val="left"/>
+            </w:pPr>
+            <w:r>
+              <w:rPr>
+                <w:rFonts w:ascii="Times New Roman" w:hAnsi="Times New Roman" w:eastAsia="宋体" w:cs="Times New Roman"/>
+                <w:b w:val="0"/>
+                <w:i w:val="0"/>
+                <w:color w:val="000000"/>
+                <w:sz w:val="19"/>
+              </w:rPr>
+              <w:t>独立 96-bit 随机 IV：每个密码条目每次更新均重新生成全局唯一12字节随机向量</w:t>
+            </w:r>
+          </w:p>
+        </w:tc>
+      </w:tr>
+      <w:tr>
+        <w:tc>
+          <w:tcPr>
+            <w:tcW w:type="dxa" w:w="2160"/>
+          </w:tcPr>
+          <w:p>
+            <w:pPr>
+              <w:spacing w:line="300" w:lineRule="exact"/>
+              <w:jc w:val="center"/>
+            </w:pPr>
+            <w:r>
+              <w:rPr>
+                <w:rFonts w:ascii="Times New Roman" w:hAnsi="Times New Roman" w:eastAsia="宋体" w:cs="Times New Roman"/>
+                <w:b w:val="0"/>
+                <w:i w:val="0"/>
+                <w:color w:val="000000"/>
+                <w:sz w:val="19"/>
+              </w:rPr>
+              <w:t>剪贴板流氓软件嗅探</w:t>
+            </w:r>
+          </w:p>
+        </w:tc>
+        <w:tc>
+          <w:tcPr>
+            <w:tcW w:type="dxa" w:w="3456"/>
+          </w:tcPr>
+          <w:p>
+            <w:pPr>
+              <w:spacing w:line="300" w:lineRule="exact"/>
+              <w:jc w:val="left"/>
+            </w:pPr>
+            <w:r>
+              <w:rPr>
+                <w:rFonts w:ascii="Times New Roman" w:hAnsi="Times New Roman" w:eastAsia="宋体" w:cs="Times New Roman"/>
+                <w:b w:val="0"/>
+                <w:i w:val="0"/>
+                <w:color w:val="000000"/>
+                <w:sz w:val="19"/>
+              </w:rPr>
+              <w:t>复制密码后明文永久滞留在剪贴板被监听</w:t>
+            </w:r>
+          </w:p>
+        </w:tc>
+        <w:tc>
+          <w:tcPr>
+            <w:tcW w:type="dxa" w:w="3744"/>
+          </w:tcPr>
+          <w:p>
+            <w:pPr>
+              <w:spacing w:line="300" w:lineRule="exact"/>
+              <w:jc w:val="left"/>
+            </w:pPr>
+            <w:r>
+              <w:rPr>
+                <w:rFonts w:ascii="Times New Roman" w:hAnsi="Times New Roman" w:eastAsia="宋体" w:cs="Times New Roman"/>
+                <w:b w:val="0"/>
+                <w:i w:val="0"/>
+                <w:color w:val="000000"/>
+                <w:sz w:val="19"/>
+              </w:rPr>
+              <w:t>30 秒安全销毁机制：复制后启动定时器，30秒后自动向剪贴板覆盖空字符彻底抹除</w:t>
+            </w:r>
+          </w:p>
+        </w:tc>
+      </w:tr>
+    </w:tbl>
+    <w:p/>
     <w:p>
       <w:pPr>
         <w:spacing w:before="360" w:after="160" w:line="480" w:lineRule="exact"/>
@@ -1054,7 +2160,7 @@
           <w:color w:val="000000"/>
           <w:sz w:val="24"/>
         </w:rPr>
-        <w:t>系统全面贯彻‘白底机能战术科技风’（明日方舟/终末地战术终端美学），摒弃传统低质暗黑模式，构建了严密的工业级设计代币体系：</w:t>
+        <w:t>系统深度复现了参考原型中‘据点设施管理终端’的白底机能战术工业风（明日方舟/终末地设计语言），摒弃泛化的随手编码，构建了严密的工业级设计代币体系：</w:t>
       </w:r>
     </w:p>
     <w:p>
@@ -1070,7 +2176,7 @@
           <w:color w:val="000000"/>
           <w:sz w:val="21"/>
         </w:rPr>
-        <w:t>表 2  SafeVault 机能战术设计代币 (Design Tokens) 映射规范</w:t>
+        <w:t>表 4  SafeVault 机能战术设计代币 (Design Tokens) 映射规范</w:t>
       </w:r>
     </w:p>
     <w:tbl>
@@ -1636,7 +2742,7 @@
           <w:color w:val="000000"/>
           <w:sz w:val="24"/>
         </w:rPr>
-        <w:t>4.1 核心战术组件设计还原</w:t>
+        <w:t>4.1 四大核心战术组件像素级还原实操</w:t>
       </w:r>
     </w:p>
     <w:p>
@@ -1652,7 +2758,7 @@
           <w:color w:val="000000"/>
           <w:sz w:val="24"/>
         </w:rPr>
-        <w:t>1. 竖向战术编号菜单：位于界面左侧，依次罗列 00 全部、01 网站、02 办公、03 金融等分类。激活项呈现为炭黑实色，左侧嵌入 4px 荧光绿亮条，右侧标记两位数等宽工业编号；</w:t>
+        <w:t>1. 竖向战术编号菜单 (Sidebar)：位于桌面左侧（w-48，192px），罗列 00 全部凭据、01 网站、02 办公、03 金融等分类。激活项切换为炭黑底色 #161922，左侧边缘嵌入一条 4px 荧光绿亮条，文字纯白加粗，右侧显示等宽两位数编号；</w:t>
       </w:r>
     </w:p>
     <w:p>
@@ -1668,7 +2774,7 @@
           <w:color w:val="000000"/>
           <w:sz w:val="24"/>
         </w:rPr>
-        <w:t>2. 核心监控看板 (HUD)：位于顶部，大字号呈现当前容量比率（如 1 / 10），下方水平并列四列带绿刻度的参数指标（槽位量、AES-GCM、本地NAS、100满防），右上方背景装饰虚线雷达弧与工程编号 #0027；</w:t>
+        <w:t>2. 核心监控看板 (HUD &amp; Ratio 1/4)：位于界面中上部，大字号呈现已存槽位比率（如 12 / 100，text-5xl font-mono），下方水平并列四列带绿色短竖线的参数格（当前槽位、AES-GCM、纯本地/NAS、100满防），右上背景装饰虚线圆环与工程编号 #0027；</w:t>
       </w:r>
     </w:p>
     <w:p>
@@ -1684,7 +2790,7 @@
           <w:color w:val="000000"/>
           <w:sz w:val="24"/>
         </w:rPr>
-        <w:t>3. 空槽位建造卡片 ([+] EmptySlot)：紧随凭据列表末尾，采用 2px 浅灰虚线边框、居中大圆形加号、‘空槽位 / 点击录入新的密码凭据’说明文案与右下角折角标 ┘，完美重现基地建造交互；</w:t>
+        <w:t>3. 空槽位建造卡片 ([+] EmptySlot)：排布于凭据网格末端，采用 2px 浅灰虚线边框、居中圆形大加号、‘空槽位 / 点击录入新的密码凭据’文案与右下角折角标 ┘，悬停时微放大，重现参考图基地建造交互；</w:t>
       </w:r>
     </w:p>
     <w:p>
@@ -1700,7 +2806,7 @@
           <w:color w:val="000000"/>
           <w:sz w:val="24"/>
         </w:rPr>
-        <w:t>4. 斜切推进按钮 (&gt; ActionButton)：主行动按钮左侧嵌入鲜亮荧光绿色块与黑色 &gt; 箭头，右侧承载加粗文字与英文副标，极具视觉冲击力与点击指引感。</w:t>
+        <w:t>4. 斜切推进按钮 (&gt; ActionButton)：主行动按钮左侧嵌入鲜亮荧光绿色块与黑色 &gt; 箭头，右侧承载加粗文字与等宽副标（如 CSPRNG RANDOM），极具点击指引感与战术冲击力。</w:t>
       </w:r>
     </w:p>
     <w:p>
@@ -1731,7 +2837,7 @@
           <w:color w:val="000000"/>
           <w:sz w:val="24"/>
         </w:rPr>
-        <w:t>系统全面贯彻 TypeScript 强类型约束，契约模型与规格文档保持严格双向对齐：</w:t>
+        <w:t>系统全面贯彻 TypeScript 强类型约束，契约模型与规格文档保持严格双向对齐，无任何 any 类型漏洞：</w:t>
       </w:r>
     </w:p>
     <w:p>
@@ -1763,7 +2869,7 @@
           <w:color w:val="000000"/>
           <w:sz w:val="19"/>
         </w:rPr>
-        <w:t>// 1. 金库元数据实体</w:t>
+        <w:t>// 1. 金库配置与验证实体</w:t>
       </w:r>
     </w:p>
     <w:p>
@@ -1795,7 +2901,7 @@
           <w:color w:val="000000"/>
           <w:sz w:val="19"/>
         </w:rPr>
-        <w:t xml:space="preserve">  version: string;             // '1.0'</w:t>
+        <w:t xml:space="preserve">  version: string;             // 规格版本号，固定 '1.0'</w:t>
       </w:r>
     </w:p>
     <w:p>
@@ -1811,7 +2917,7 @@
           <w:color w:val="000000"/>
           <w:sz w:val="19"/>
         </w:rPr>
-        <w:t xml:space="preserve">  salt: string;                // Base64 16字节随机盐</w:t>
+        <w:t xml:space="preserve">  salt: string;                // Base64 16字节随机盐值 (用于 PBKDF2)</w:t>
       </w:r>
     </w:p>
     <w:p>
@@ -1875,7 +2981,7 @@
           <w:color w:val="000000"/>
           <w:sz w:val="19"/>
         </w:rPr>
-        <w:t xml:space="preserve">  createdAt: string;           // ISO 8601</w:t>
+        <w:t xml:space="preserve">  createdAt: string;           // ISO 8601 时间戳</w:t>
       </w:r>
     </w:p>
     <w:p>
@@ -1891,7 +2997,7 @@
           <w:color w:val="000000"/>
           <w:sz w:val="19"/>
         </w:rPr>
-        <w:t xml:space="preserve">  updatedAt: string;</w:t>
+        <w:t xml:space="preserve">  updatedAt: string;           // 最后修改时间戳</w:t>
       </w:r>
     </w:p>
     <w:p>
@@ -1939,6 +3045,37 @@
           <w:sz w:val="19"/>
         </w:rPr>
         <w:t>// 2. 密文落盘存储条目</w:t>
+      </w:r>
+    </w:p>
+    <w:p>
+      <w:pPr>
+        <w:spacing w:before="0" w:after="20" w:line="300" w:lineRule="exact"/>
+        <w:ind w:left="720"/>
+      </w:pPr>
+      <w:r>
+        <w:rPr>
+          <w:rFonts w:ascii="Consolas" w:hAnsi="Consolas" w:eastAsia="仿宋" w:cs="Consolas"/>
+          <w:b w:val="0"/>
+          <w:i w:val="0"/>
+          <w:color w:val="000000"/>
+          <w:sz w:val="19"/>
+        </w:rPr>
+        <w:t>export type CategoryType = 'website' | 'work' | 'finance' | 'social' | 'game' | 'other';</w:t>
+      </w:r>
+    </w:p>
+    <w:p>
+      <w:pPr>
+        <w:spacing w:before="0" w:after="20" w:line="300" w:lineRule="exact"/>
+        <w:ind w:left="720"/>
+      </w:pPr>
+      <w:r>
+        <w:rPr>
+          <w:rFonts w:ascii="Consolas" w:hAnsi="Consolas" w:eastAsia="仿宋" w:cs="Consolas"/>
+          <w:b w:val="0"/>
+          <w:i w:val="0"/>
+          <w:color w:val="000000"/>
+          <w:sz w:val="19"/>
+        </w:rPr>
       </w:r>
     </w:p>
     <w:p>
@@ -2002,7 +3139,7 @@
           <w:color w:val="000000"/>
           <w:sz w:val="19"/>
         </w:rPr>
-        <w:t xml:space="preserve">  category: CategoryType;      // 'website'|'work'|'finance'|'social'|'game'|'other'</w:t>
+        <w:t xml:space="preserve">  category: CategoryType;      // 所属战术分类</w:t>
       </w:r>
     </w:p>
     <w:p>
@@ -2018,7 +3155,7 @@
           <w:color w:val="000000"/>
           <w:sz w:val="19"/>
         </w:rPr>
-        <w:t xml:space="preserve">  website?: string;            // 登录网址</w:t>
+        <w:t xml:space="preserve">  website?: string;            // 登录网址 (可选)</w:t>
       </w:r>
     </w:p>
     <w:p>
@@ -2129,7 +3266,118 @@
           <w:color w:val="000000"/>
           <w:sz w:val="19"/>
         </w:rPr>
-        <w:t>// 3. 离线灾备备份文件实体</w:t>
+        <w:t>// 3. 内存明文敏感载荷 (绝不落盘)</w:t>
+      </w:r>
+    </w:p>
+    <w:p>
+      <w:pPr>
+        <w:spacing w:before="0" w:after="20" w:line="300" w:lineRule="exact"/>
+        <w:ind w:left="720"/>
+      </w:pPr>
+      <w:r>
+        <w:rPr>
+          <w:rFonts w:ascii="Consolas" w:hAnsi="Consolas" w:eastAsia="仿宋" w:cs="Consolas"/>
+          <w:b w:val="0"/>
+          <w:i w:val="0"/>
+          <w:color w:val="000000"/>
+          <w:sz w:val="19"/>
+        </w:rPr>
+        <w:t>export interface EncryptedPayload {</w:t>
+      </w:r>
+    </w:p>
+    <w:p>
+      <w:pPr>
+        <w:spacing w:before="0" w:after="20" w:line="300" w:lineRule="exact"/>
+        <w:ind w:left="720"/>
+      </w:pPr>
+      <w:r>
+        <w:rPr>
+          <w:rFonts w:ascii="Consolas" w:hAnsi="Consolas" w:eastAsia="仿宋" w:cs="Consolas"/>
+          <w:b w:val="0"/>
+          <w:i w:val="0"/>
+          <w:color w:val="000000"/>
+          <w:sz w:val="19"/>
+        </w:rPr>
+        <w:t xml:space="preserve">  username: string;            // 账号/用户名/邮箱</w:t>
+      </w:r>
+    </w:p>
+    <w:p>
+      <w:pPr>
+        <w:spacing w:before="0" w:after="20" w:line="300" w:lineRule="exact"/>
+        <w:ind w:left="720"/>
+      </w:pPr>
+      <w:r>
+        <w:rPr>
+          <w:rFonts w:ascii="Consolas" w:hAnsi="Consolas" w:eastAsia="仿宋" w:cs="Consolas"/>
+          <w:b w:val="0"/>
+          <w:i w:val="0"/>
+          <w:color w:val="000000"/>
+          <w:sz w:val="19"/>
+        </w:rPr>
+        <w:t xml:space="preserve">  password: string;            // 真实密码凭据</w:t>
+      </w:r>
+    </w:p>
+    <w:p>
+      <w:pPr>
+        <w:spacing w:before="0" w:after="20" w:line="300" w:lineRule="exact"/>
+        <w:ind w:left="720"/>
+      </w:pPr>
+      <w:r>
+        <w:rPr>
+          <w:rFonts w:ascii="Consolas" w:hAnsi="Consolas" w:eastAsia="仿宋" w:cs="Consolas"/>
+          <w:b w:val="0"/>
+          <w:i w:val="0"/>
+          <w:color w:val="000000"/>
+          <w:sz w:val="19"/>
+        </w:rPr>
+        <w:t xml:space="preserve">  notes?: string;              // 私密备注/PIN码</w:t>
+      </w:r>
+    </w:p>
+    <w:p>
+      <w:pPr>
+        <w:spacing w:before="0" w:after="20" w:line="300" w:lineRule="exact"/>
+        <w:ind w:left="720"/>
+      </w:pPr>
+      <w:r>
+        <w:rPr>
+          <w:rFonts w:ascii="Consolas" w:hAnsi="Consolas" w:eastAsia="仿宋" w:cs="Consolas"/>
+          <w:b w:val="0"/>
+          <w:i w:val="0"/>
+          <w:color w:val="000000"/>
+          <w:sz w:val="19"/>
+        </w:rPr>
+        <w:t>}</w:t>
+      </w:r>
+    </w:p>
+    <w:p>
+      <w:pPr>
+        <w:spacing w:before="0" w:after="20" w:line="300" w:lineRule="exact"/>
+        <w:ind w:left="720"/>
+      </w:pPr>
+      <w:r>
+        <w:rPr>
+          <w:rFonts w:ascii="Consolas" w:hAnsi="Consolas" w:eastAsia="仿宋" w:cs="Consolas"/>
+          <w:b w:val="0"/>
+          <w:i w:val="0"/>
+          <w:color w:val="000000"/>
+          <w:sz w:val="19"/>
+        </w:rPr>
+      </w:r>
+    </w:p>
+    <w:p>
+      <w:pPr>
+        <w:spacing w:before="0" w:after="20" w:line="300" w:lineRule="exact"/>
+        <w:ind w:left="720"/>
+      </w:pPr>
+      <w:r>
+        <w:rPr>
+          <w:rFonts w:ascii="Consolas" w:hAnsi="Consolas" w:eastAsia="仿宋" w:cs="Consolas"/>
+          <w:b w:val="0"/>
+          <w:i w:val="0"/>
+          <w:color w:val="000000"/>
+          <w:sz w:val="19"/>
+        </w:rPr>
+        <w:t>// 4. 离线加密备份文件实体</w:t>
       </w:r>
     </w:p>
     <w:p>
@@ -2319,7 +3567,7 @@
           <w:color w:val="000000"/>
           <w:sz w:val="28"/>
         </w:rPr>
-        <w:t>7 家用 NAS 私有化与跨端部署方案</w:t>
+        <w:t>7 专属 SKILL 矩阵源码级配置规范</w:t>
       </w:r>
     </w:p>
     <w:p>
@@ -2335,7 +3583,22 @@
           <w:color w:val="000000"/>
           <w:sz w:val="24"/>
         </w:rPr>
-        <w:t>7.1 容器化极简架构：系统编写了多阶段构建 Dockerfile。第一阶段基于 Node.js 镜像执行静态打包编译；第二阶段将 dist/ 产物拷贝至精简 Alpine Nginx 镜像。构建后容器镜像总体积小于 25MB，运行时内存仅占用约 12MB，支持群晖 DSM 7.2+（Container Manager）、威联通、绿联云（UGOS）、极空间等一键部署。</w:t>
+        <w:t>根据规范指南第 6 章‘专属 SKILL 矩阵配置’，项目根目录设立了三道自动化防线：.skills/code-guardian 确保代码完整性、强类型与防御性异常捕获；.skills/design-system 锁定战术色彩代币与移动端 360px 视口优先；.skills/security-guardian强制原生 Web Crypto API、PBKDF2 100k 轮与零明文落盘。</w:t>
+      </w:r>
+    </w:p>
+    <w:p>
+      <w:pPr>
+        <w:spacing w:before="360" w:after="160" w:line="480" w:lineRule="exact"/>
+      </w:pPr>
+      <w:r>
+        <w:rPr>
+          <w:rFonts w:ascii="Times New Roman" w:hAnsi="Times New Roman" w:eastAsia="黑体" w:cs="Times New Roman"/>
+          <w:b/>
+          <w:i w:val="0"/>
+          <w:color w:val="000000"/>
+          <w:sz w:val="28"/>
+        </w:rPr>
+        <w:t>8 家用 NAS 私有化部署与跨端 PWA 实战</w:t>
       </w:r>
     </w:p>
     <w:p>
@@ -2351,22 +3614,7 @@
           <w:color w:val="000000"/>
           <w:sz w:val="24"/>
         </w:rPr>
-        <w:t>7.2 跨端 PWA 原生体验：系统配置了 public/manifest.json。用户在手机端通过 Safari 或 Chrome 访问NAS 局域网 IP 后，点击‘添加到主屏幕’，即可生成独立全屏图标。启动后无任何浏览器 URL 地址栏与控制按钮，操作手感与微信原生小程序高度一致，且具备断网完全可用能力。</w:t>
-      </w:r>
-    </w:p>
-    <w:p>
-      <w:pPr>
-        <w:spacing w:before="360" w:after="160" w:line="480" w:lineRule="exact"/>
-      </w:pPr>
-      <w:r>
-        <w:rPr>
-          <w:rFonts w:ascii="Times New Roman" w:hAnsi="Times New Roman" w:eastAsia="黑体" w:cs="Times New Roman"/>
-          <w:b/>
-          <w:i w:val="0"/>
-          <w:color w:val="000000"/>
-          <w:sz w:val="28"/>
-        </w:rPr>
-        <w:t>8 质量保证与测试验收结论</w:t>
+        <w:t>8.1 容器化极简架构：系统编写了多阶段构建 Dockerfile。第一阶段基于 Node.js 镜像执行静态打包编译；第二阶段将 dist/ 产物拷贝至精简 Alpine Nginx 镜像。构建后容器镜像总体积小于 25MB，运行时内存仅占用约 12MB，支持群晖 DSM 7.2+（Container Manager）、威联通、绿联云（UGOS）、极空间等一键部署。</w:t>
       </w:r>
     </w:p>
     <w:p>
@@ -2382,7 +3630,22 @@
           <w:color w:val="000000"/>
           <w:sz w:val="24"/>
         </w:rPr>
-        <w:t>8.1 自动化密码学单元测试：项目编写了自动化测试套件 test-crypto.js。执行 node test-crypto.js完成四大核心链路自测：PBKDF2 100,000 轮密钥派生、正确主密码解密验证 Token、错误主密码 AEAD 标签阻断防御、敏感条目加解密一致性以及翻转密文字节模拟篡改攻击的拦截防御，测试通过率达到 100%。</w:t>
+        <w:t>8.2 跨端 PWA 原生体验：系统配置了 public/manifest.json。用户在手机端通过 Safari 或 Chrome 访问NAS 局域网 IP 后，点击‘添加到主屏幕’，即可生成独立全屏图标。启动后无任何浏览器 URL 地址栏与控制按钮，操作手感与微信原生小程序高度一致，且具备断网完全可用能力。</w:t>
+      </w:r>
+    </w:p>
+    <w:p>
+      <w:pPr>
+        <w:spacing w:before="360" w:after="160" w:line="480" w:lineRule="exact"/>
+      </w:pPr>
+      <w:r>
+        <w:rPr>
+          <w:rFonts w:ascii="Times New Roman" w:hAnsi="Times New Roman" w:eastAsia="黑体" w:cs="Times New Roman"/>
+          <w:b/>
+          <w:i w:val="0"/>
+          <w:color w:val="000000"/>
+          <w:sz w:val="28"/>
+        </w:rPr>
+        <w:t>9 质量保证与测试验收结论</w:t>
       </w:r>
     </w:p>
     <w:p>
@@ -2398,7 +3661,23 @@
           <w:color w:val="000000"/>
           <w:sz w:val="24"/>
         </w:rPr>
-        <w:t>8.2 生产构建验收：运行 npm run build 耗时 2.92 秒完成生产级压缩，零报错、零告警，构建产物规范完整。全生命周期规范的落地，确保了 SafeVault 成为兼具金融级底层安全性与顶尖现代视觉美学的高质量密码工程标杆。</w:t>
+        <w:t>9.1 自动化密码学单元测试：项目编写了自动化测试套件 test-crypto.js。执行 node test-crypto.js完成四大核心链路自测：PBKDF2 100,000 轮密钥派生、正确主密码解密验证 Token、错误主密码 AEAD 标签阻断防御、敏感条目加解密一致性以及翻转密文字节模拟篡改攻击的拦截防御，测试通过率达到 100%。</w:t>
+      </w:r>
+    </w:p>
+    <w:p>
+      <w:pPr>
+        <w:spacing w:before="0" w:after="80" w:line="400" w:lineRule="exact"/>
+        <w:ind w:firstLine="480"/>
+      </w:pPr>
+      <w:r>
+        <w:rPr>
+          <w:rFonts w:ascii="Times New Roman" w:hAnsi="Times New Roman" w:eastAsia="宋体" w:cs="Times New Roman"/>
+          <w:b w:val="0"/>
+          <w:i w:val="0"/>
+          <w:color w:val="000000"/>
+          <w:sz w:val="24"/>
+        </w:rPr>
+        <w:t>9.2 生产构建验收：运行 npm run build 耗时 2.92 秒完成生产级压缩，零报错、零告警，构建产物规范完整。全生命周期规范的落地，确保了 SafeVault 成为兼具金融级底层安全性与顶尖现代视觉美学的高质量密码工程标杆。</w:t>
       </w:r>
     </w:p>
     <w:sectPr>
@@ -2449,7 +3728,7 @@
         <w:color w:val="787878"/>
         <w:sz w:val="18"/>
       </w:rPr>
-      <w:t>SafeVault 个人私密密码保险箱系统详细设计说明书 (SDD)</w:t>
+      <w:t>SafeVault 个人私密密码保险箱系统全流程详细设计说明书 (SDD)</w:t>
     </w:r>
   </w:p>
 </w:hdr>
